--- a/bases/WIM_FIn/projects/IMDEV-7330 Тест/РегрессИЗамеры_DR.docx
+++ b/bases/WIM_FIn/projects/IMDEV-7330 Тест/РегрессИЗамеры_DR.docx
@@ -39,7 +39,33 @@
           <w:shd w:val="clear" w:color="auto" w:fill="FFFFFF"/>
           <w:lang w:val="ru-RU"/>
         </w:rPr>
-        <w:t>Оптимизация 1С ФИН_Расчет НДФЛ»</w:t>
+        <w:t xml:space="preserve">Оптимизация 1С </w:t>
+      </w:r>
+      <w:proofErr w:type="spellStart"/>
+      <w:r>
+        <w:rPr>
+          <w:rFonts w:ascii="Segoe UI" w:hAnsi="Segoe UI" w:cs="Segoe UI"/>
+          <w:color w:val="172B4D"/>
+          <w:spacing w:val="-4"/>
+          <w:sz w:val="24"/>
+          <w:szCs w:val="24"/>
+          <w:shd w:val="clear" w:color="auto" w:fill="FFFFFF"/>
+          <w:lang w:val="ru-RU"/>
+        </w:rPr>
+        <w:t>ФИН_Расчет</w:t>
+      </w:r>
+      <w:proofErr w:type="spellEnd"/>
+      <w:r>
+        <w:rPr>
+          <w:rFonts w:ascii="Segoe UI" w:hAnsi="Segoe UI" w:cs="Segoe UI"/>
+          <w:color w:val="172B4D"/>
+          <w:spacing w:val="-4"/>
+          <w:sz w:val="24"/>
+          <w:szCs w:val="24"/>
+          <w:shd w:val="clear" w:color="auto" w:fill="FFFFFF"/>
+          <w:lang w:val="ru-RU"/>
+        </w:rPr>
+        <w:t xml:space="preserve"> НДФЛ»</w:t>
       </w:r>
     </w:p>
     <w:p>
@@ -91,7 +117,23 @@
           <w:highlight w:val="lightGray"/>
           <w:lang w:val="ru-RU"/>
         </w:rPr>
-        <w:t>Без ограничений (по-факту)</w:t>
+        <w:t>Без ограничений (</w:t>
+      </w:r>
+      <w:proofErr w:type="spellStart"/>
+      <w:r>
+        <w:rPr>
+          <w:highlight w:val="lightGray"/>
+          <w:lang w:val="ru-RU"/>
+        </w:rPr>
+        <w:t>по-факту</w:t>
+      </w:r>
+      <w:proofErr w:type="spellEnd"/>
+      <w:r>
+        <w:rPr>
+          <w:highlight w:val="lightGray"/>
+          <w:lang w:val="ru-RU"/>
+        </w:rPr>
+        <w:t>)</w:t>
       </w:r>
       <w:r>
         <w:rPr>
@@ -509,18 +551,19 @@
           <w:szCs w:val="18"/>
           <w:lang w:val="ru-RU"/>
         </w:rPr>
-        <w:t>Начисление НДФЛ по портфелю 133300-00000002 от 31.12.2026 23:59:59 ДУ 1333 (Штейнфельс Е.В.)</w:t>
-      </w:r>
-    </w:p>
-    <w:p>
-      <w:pPr>
+        <w:t>Начисление НДФЛ по портфелю 133300-00000002 от 31.12.2026 23:59:59 ДУ 1333 (</w:t>
+      </w:r>
+      <w:proofErr w:type="spellStart"/>
+      <w:r>
         <w:rPr>
           <w:i/>
           <w:sz w:val="18"/>
           <w:szCs w:val="18"/>
           <w:lang w:val="ru-RU"/>
         </w:rPr>
-      </w:pPr>
+        <w:t>Штейнфельс</w:t>
+      </w:r>
+      <w:proofErr w:type="spellEnd"/>
       <w:r>
         <w:rPr>
           <w:i/>
@@ -528,7 +571,46 @@
           <w:szCs w:val="18"/>
           <w:lang w:val="ru-RU"/>
         </w:rPr>
-        <w:t>Начисление НДФЛ (по управляющей компании) 000000000020800 от 31.12.2026 23:59:59 Штейнфельс Елена Владимировна</w:t>
+        <w:t xml:space="preserve"> Е.В.)</w:t>
+      </w:r>
+    </w:p>
+    <w:p>
+      <w:pPr>
+        <w:rPr>
+          <w:i/>
+          <w:sz w:val="18"/>
+          <w:szCs w:val="18"/>
+          <w:lang w:val="ru-RU"/>
+        </w:rPr>
+      </w:pPr>
+      <w:r>
+        <w:rPr>
+          <w:i/>
+          <w:sz w:val="18"/>
+          <w:szCs w:val="18"/>
+          <w:lang w:val="ru-RU"/>
+        </w:rPr>
+        <w:t xml:space="preserve">Начисление НДФЛ (по управляющей компании) 000000000020800 от 31.12.2026 23:59:59 </w:t>
+      </w:r>
+      <w:proofErr w:type="spellStart"/>
+      <w:r>
+        <w:rPr>
+          <w:i/>
+          <w:sz w:val="18"/>
+          <w:szCs w:val="18"/>
+          <w:lang w:val="ru-RU"/>
+        </w:rPr>
+        <w:t>Штейнфельс</w:t>
+      </w:r>
+      <w:proofErr w:type="spellEnd"/>
+      <w:r>
+        <w:rPr>
+          <w:i/>
+          <w:sz w:val="18"/>
+          <w:szCs w:val="18"/>
+          <w:lang w:val="ru-RU"/>
+        </w:rPr>
+        <w:t xml:space="preserve"> Елена Владимировна</w:t>
       </w:r>
     </w:p>
     <w:p>
@@ -846,7 +928,21 @@
           <w:lang w:val="ru-RU"/>
         </w:rPr>
         <w:lastRenderedPageBreak/>
-        <w:t>- ПО новому: Константа Число потоков = 10</w:t>
+        <w:t xml:space="preserve">- ПО новому: Константа Число потоков </w:t>
+      </w:r>
+      <w:r>
+        <w:rPr>
+          <w:highlight w:val="green"/>
+          <w:lang w:val="ru-RU"/>
+        </w:rPr>
+        <w:t xml:space="preserve">= </w:t>
+      </w:r>
+      <w:r>
+        <w:rPr>
+          <w:highlight w:val="green"/>
+          <w:lang w:val="ru-RU"/>
+        </w:rPr>
+        <w:t>8</w:t>
       </w:r>
     </w:p>
     <w:p>
@@ -861,10 +957,10 @@
           <w:lang w:val="ru-RU" w:eastAsia="ru-RU"/>
         </w:rPr>
         <w:drawing>
-          <wp:inline distT="0" distB="0" distL="0" distR="0" wp14:anchorId="0F412C1B" wp14:editId="01AC9144">
-            <wp:extent cx="6152515" cy="847090"/>
-            <wp:effectExtent l="0" t="0" r="635" b="0"/>
-            <wp:docPr id="3" name="Picture 3"/>
+          <wp:inline distT="0" distB="0" distL="0" distR="0" wp14:anchorId="3BD02C7A" wp14:editId="768ECBD6">
+            <wp:extent cx="6152515" cy="1022350"/>
+            <wp:effectExtent l="0" t="0" r="635" b="6350"/>
+            <wp:docPr id="11" name="Picture 11"/>
             <wp:cNvGraphicFramePr>
               <a:graphicFrameLocks xmlns:a="http://schemas.openxmlformats.org/drawingml/2006/main" noChangeAspect="1"/>
             </wp:cNvGraphicFramePr>
@@ -884,7 +980,7 @@
                   <pic:spPr>
                     <a:xfrm>
                       <a:off x="0" y="0"/>
-                      <a:ext cx="6152515" cy="847090"/>
+                      <a:ext cx="6152515" cy="1022350"/>
                     </a:xfrm>
                     <a:prstGeom prst="rect">
                       <a:avLst/>
@@ -973,107 +1069,14 @@
       </w:pPr>
       <w:r>
         <w:rPr>
-          <w:lang w:val="ru-RU"/>
-        </w:rPr>
-        <w:t xml:space="preserve">Начало: </w:t>
-      </w:r>
-      <w:r>
-        <w:rPr>
-          <w:lang w:val="ru-RU"/>
-        </w:rPr>
-        <w:t>_____</w:t>
-      </w:r>
-    </w:p>
-    <w:p>
-      <w:pPr>
-        <w:rPr>
-          <w:lang w:val="ru-RU"/>
-        </w:rPr>
-      </w:pPr>
-      <w:r>
-        <w:rPr>
-          <w:lang w:val="ru-RU"/>
-        </w:rPr>
-        <w:t xml:space="preserve">- ПО новому: </w:t>
-      </w:r>
-      <w:r>
-        <w:rPr>
-          <w:b/>
-          <w:lang w:val="ru-RU"/>
-        </w:rPr>
-        <w:t xml:space="preserve">Длительность </w:t>
-      </w:r>
-      <w:r>
-        <w:rPr>
-          <w:b/>
-          <w:lang w:val="ru-RU"/>
-        </w:rPr>
-        <w:t>____</w:t>
-      </w:r>
-    </w:p>
-    <w:p>
-      <w:pPr>
-        <w:rPr>
-          <w:lang w:val="ru-RU"/>
-        </w:rPr>
-      </w:pPr>
-    </w:p>
-    <w:p>
-      <w:pPr>
-        <w:rPr>
-          <w:lang w:val="ru-RU"/>
-        </w:rPr>
-      </w:pPr>
-    </w:p>
-    <w:p>
-      <w:pPr>
-        <w:rPr>
-          <w:lang w:val="ru-RU"/>
-        </w:rPr>
-      </w:pPr>
-    </w:p>
-    <w:p>
-      <w:pPr>
-        <w:rPr>
-          <w:lang w:val="ru-RU"/>
-        </w:rPr>
-      </w:pPr>
-      <w:r>
-        <w:rPr>
-          <w:lang w:val="ru-RU"/>
-        </w:rPr>
-        <w:t>Примечания:</w:t>
-      </w:r>
-    </w:p>
-    <w:p>
-      <w:pPr>
-        <w:rPr>
-          <w:lang w:val="ru-RU"/>
-        </w:rPr>
-      </w:pPr>
-      <w:r>
-        <w:rPr>
-          <w:lang w:val="ru-RU"/>
-        </w:rPr>
-        <w:t>Также успешно вывелись все предупреждения по ходу расчетов:</w:t>
-      </w:r>
-    </w:p>
-    <w:p>
-      <w:pPr>
-        <w:rPr>
-          <w:lang w:val="ru-RU"/>
-        </w:rPr>
-      </w:pPr>
-      <w:r>
-        <w:rPr>
           <w:noProof/>
           <w:lang w:val="ru-RU" w:eastAsia="ru-RU"/>
         </w:rPr>
         <w:drawing>
-          <wp:inline distT="0" distB="0" distL="0" distR="0" wp14:anchorId="172297C2" wp14:editId="2524A7D9">
-            <wp:extent cx="6152515" cy="769620"/>
-            <wp:effectExtent l="0" t="0" r="635" b="0"/>
-            <wp:docPr id="17" name="Picture 17"/>
+          <wp:inline distT="0" distB="0" distL="0" distR="0" wp14:anchorId="30B80CCC" wp14:editId="024A4524">
+            <wp:extent cx="6152515" cy="1076960"/>
+            <wp:effectExtent l="0" t="0" r="635" b="8890"/>
+            <wp:docPr id="14" name="Picture 14"/>
             <wp:cNvGraphicFramePr>
               <a:graphicFrameLocks xmlns:a="http://schemas.openxmlformats.org/drawingml/2006/main" noChangeAspect="1"/>
             </wp:cNvGraphicFramePr>
@@ -1093,7 +1096,7 @@
                   <pic:spPr>
                     <a:xfrm>
                       <a:off x="0" y="0"/>
-                      <a:ext cx="6152515" cy="769620"/>
+                      <a:ext cx="6152515" cy="1076960"/>
                     </a:xfrm>
                     <a:prstGeom prst="rect">
                       <a:avLst/>
@@ -1105,37 +1108,52 @@
           </wp:inline>
         </w:drawing>
       </w:r>
-    </w:p>
-    <w:p>
-      <w:pPr>
-        <w:rPr>
-          <w:lang w:val="ru-RU"/>
-        </w:rPr>
-      </w:pPr>
-    </w:p>
-    <w:p>
-      <w:pPr>
-        <w:rPr>
-          <w:lang w:val="ru-RU"/>
-        </w:rPr>
-      </w:pPr>
-      <w:r>
-        <w:rPr>
-          <w:lang w:val="ru-RU"/>
-        </w:rPr>
-        <w:t xml:space="preserve">- ПО </w:t>
-      </w:r>
-      <w:r>
-        <w:rPr>
-          <w:lang w:val="ru-RU"/>
-        </w:rPr>
-        <w:t>новому</w:t>
-      </w:r>
-      <w:r>
-        <w:rPr>
-          <w:lang w:val="ru-RU"/>
-        </w:rPr>
-        <w:t>: Сохранение всех данных из созданных документов</w:t>
+      <w:r>
+        <w:rPr>
+          <w:lang w:val="ru-RU"/>
+        </w:rPr>
+        <w:t xml:space="preserve">- ПО новому: </w:t>
+      </w:r>
+      <w:r>
+        <w:rPr>
+          <w:b/>
+          <w:highlight w:val="green"/>
+          <w:lang w:val="ru-RU"/>
+        </w:rPr>
+        <w:t xml:space="preserve">Длительность </w:t>
+      </w:r>
+      <w:r>
+        <w:rPr>
+          <w:b/>
+          <w:highlight w:val="green"/>
+          <w:lang w:val="ru-RU"/>
+        </w:rPr>
+        <w:t xml:space="preserve">307 </w:t>
+      </w:r>
+      <w:proofErr w:type="gramStart"/>
+      <w:r>
+        <w:rPr>
+          <w:b/>
+          <w:highlight w:val="green"/>
+          <w:lang w:val="ru-RU"/>
+        </w:rPr>
+        <w:t>минут  =</w:t>
+      </w:r>
+      <w:proofErr w:type="gramEnd"/>
+      <w:r>
+        <w:rPr>
+          <w:b/>
+          <w:highlight w:val="green"/>
+          <w:lang w:val="ru-RU"/>
+        </w:rPr>
+        <w:t xml:space="preserve"> 5 часов</w:t>
+      </w:r>
+      <w:r>
+        <w:rPr>
+          <w:b/>
+          <w:lang w:val="ru-RU"/>
+        </w:rPr>
+        <w:t xml:space="preserve"> </w:t>
       </w:r>
     </w:p>
     <w:p>
@@ -1150,10 +1168,10 @@
           <w:lang w:val="ru-RU" w:eastAsia="ru-RU"/>
         </w:rPr>
         <w:drawing>
-          <wp:inline distT="0" distB="0" distL="0" distR="0" wp14:anchorId="1C9EC23F" wp14:editId="23E9BDDA">
-            <wp:extent cx="6152515" cy="786130"/>
+          <wp:inline distT="0" distB="0" distL="0" distR="0" wp14:anchorId="07251BAA" wp14:editId="5C363F18">
+            <wp:extent cx="6152515" cy="751205"/>
             <wp:effectExtent l="0" t="0" r="635" b="0"/>
-            <wp:docPr id="13" name="Picture 13"/>
+            <wp:docPr id="12" name="Picture 12"/>
             <wp:cNvGraphicFramePr>
               <a:graphicFrameLocks xmlns:a="http://schemas.openxmlformats.org/drawingml/2006/main" noChangeAspect="1"/>
             </wp:cNvGraphicFramePr>
@@ -1173,7 +1191,7 @@
                   <pic:spPr>
                     <a:xfrm>
                       <a:off x="0" y="0"/>
-                      <a:ext cx="6152515" cy="786130"/>
+                      <a:ext cx="6152515" cy="751205"/>
                     </a:xfrm>
                     <a:prstGeom prst="rect">
                       <a:avLst/>
@@ -1194,15 +1212,40 @@
       </w:pPr>
       <w:r>
         <w:rPr>
+          <w:lang w:val="ru-RU"/>
+        </w:rPr>
+        <w:t>Примечания:</w:t>
+      </w:r>
+    </w:p>
+    <w:p>
+      <w:pPr>
+        <w:rPr>
+          <w:lang w:val="ru-RU"/>
+        </w:rPr>
+      </w:pPr>
+      <w:r>
+        <w:rPr>
+          <w:lang w:val="ru-RU"/>
+        </w:rPr>
+        <w:t>Также успешно вывелись все предупреждения по ходу расчетов:</w:t>
+      </w:r>
+    </w:p>
+    <w:p>
+      <w:pPr>
+        <w:rPr>
+          <w:lang w:val="ru-RU"/>
+        </w:rPr>
+      </w:pPr>
+      <w:r>
+        <w:rPr>
           <w:noProof/>
           <w:lang w:val="ru-RU" w:eastAsia="ru-RU"/>
         </w:rPr>
-        <w:lastRenderedPageBreak/>
         <w:drawing>
-          <wp:inline distT="0" distB="0" distL="0" distR="0" wp14:anchorId="09970F13" wp14:editId="5CC5213B">
-            <wp:extent cx="6152515" cy="760095"/>
-            <wp:effectExtent l="0" t="0" r="635" b="1905"/>
-            <wp:docPr id="15" name="Picture 15"/>
+          <wp:inline distT="0" distB="0" distL="0" distR="0" wp14:anchorId="172297C2" wp14:editId="2524A7D9">
+            <wp:extent cx="6152515" cy="769620"/>
+            <wp:effectExtent l="0" t="0" r="635" b="0"/>
+            <wp:docPr id="17" name="Picture 17"/>
             <wp:cNvGraphicFramePr>
               <a:graphicFrameLocks xmlns:a="http://schemas.openxmlformats.org/drawingml/2006/main" noChangeAspect="1"/>
             </wp:cNvGraphicFramePr>
@@ -1222,7 +1265,7 @@
                   <pic:spPr>
                     <a:xfrm>
                       <a:off x="0" y="0"/>
-                      <a:ext cx="6152515" cy="760095"/>
+                      <a:ext cx="6152515" cy="769620"/>
                     </a:xfrm>
                     <a:prstGeom prst="rect">
                       <a:avLst/>
@@ -1250,9 +1293,257 @@
       </w:pPr>
       <w:r>
         <w:rPr>
+          <w:lang w:val="ru-RU"/>
+        </w:rPr>
+        <w:lastRenderedPageBreak/>
+        <w:t xml:space="preserve">- ПО </w:t>
+      </w:r>
+      <w:r>
+        <w:rPr>
+          <w:lang w:val="ru-RU"/>
+        </w:rPr>
+        <w:t>новому</w:t>
+      </w:r>
+      <w:r>
+        <w:rPr>
+          <w:lang w:val="ru-RU"/>
+        </w:rPr>
+        <w:t>: Сохранение всех данных из созданных документов</w:t>
+      </w:r>
+    </w:p>
+    <w:p>
+      <w:pPr>
+        <w:rPr>
+          <w:lang w:val="ru-RU"/>
+        </w:rPr>
+      </w:pPr>
+      <w:r>
+        <w:rPr>
+          <w:noProof/>
+          <w:lang w:val="ru-RU" w:eastAsia="ru-RU"/>
+        </w:rPr>
+        <w:drawing>
+          <wp:inline distT="0" distB="0" distL="0" distR="0" wp14:anchorId="164ED6ED" wp14:editId="1E227226">
+            <wp:extent cx="6152515" cy="2780030"/>
+            <wp:effectExtent l="0" t="0" r="635" b="1270"/>
+            <wp:docPr id="20" name="Picture 20"/>
+            <wp:cNvGraphicFramePr>
+              <a:graphicFrameLocks xmlns:a="http://schemas.openxmlformats.org/drawingml/2006/main" noChangeAspect="1"/>
+            </wp:cNvGraphicFramePr>
+            <a:graphic xmlns:a="http://schemas.openxmlformats.org/drawingml/2006/main">
+              <a:graphicData uri="http://schemas.openxmlformats.org/drawingml/2006/picture">
+                <pic:pic xmlns:pic="http://schemas.openxmlformats.org/drawingml/2006/picture">
+                  <pic:nvPicPr>
+                    <pic:cNvPr id="1" name=""/>
+                    <pic:cNvPicPr/>
+                  </pic:nvPicPr>
+                  <pic:blipFill>
+                    <a:blip r:embed="rId18"/>
+                    <a:stretch>
+                      <a:fillRect/>
+                    </a:stretch>
+                  </pic:blipFill>
+                  <pic:spPr>
+                    <a:xfrm>
+                      <a:off x="0" y="0"/>
+                      <a:ext cx="6152515" cy="2780030"/>
+                    </a:xfrm>
+                    <a:prstGeom prst="rect">
+                      <a:avLst/>
+                    </a:prstGeom>
+                  </pic:spPr>
+                </pic:pic>
+              </a:graphicData>
+            </a:graphic>
+          </wp:inline>
+        </w:drawing>
+      </w:r>
+    </w:p>
+    <w:p>
+      <w:pPr>
+        <w:rPr>
+          <w:lang w:val="ru-RU"/>
+        </w:rPr>
+      </w:pPr>
+      <w:r>
+        <w:rPr>
+          <w:noProof/>
+          <w:lang w:val="ru-RU" w:eastAsia="ru-RU"/>
+        </w:rPr>
+        <w:drawing>
+          <wp:inline distT="0" distB="0" distL="0" distR="0" wp14:anchorId="03D8A142" wp14:editId="0B1A9FCE">
+            <wp:extent cx="6152515" cy="871220"/>
+            <wp:effectExtent l="0" t="0" r="635" b="5080"/>
+            <wp:docPr id="16" name="Picture 16"/>
+            <wp:cNvGraphicFramePr>
+              <a:graphicFrameLocks xmlns:a="http://schemas.openxmlformats.org/drawingml/2006/main" noChangeAspect="1"/>
+            </wp:cNvGraphicFramePr>
+            <a:graphic xmlns:a="http://schemas.openxmlformats.org/drawingml/2006/main">
+              <a:graphicData uri="http://schemas.openxmlformats.org/drawingml/2006/picture">
+                <pic:pic xmlns:pic="http://schemas.openxmlformats.org/drawingml/2006/picture">
+                  <pic:nvPicPr>
+                    <pic:cNvPr id="1" name=""/>
+                    <pic:cNvPicPr/>
+                  </pic:nvPicPr>
+                  <pic:blipFill>
+                    <a:blip r:embed="rId19"/>
+                    <a:stretch>
+                      <a:fillRect/>
+                    </a:stretch>
+                  </pic:blipFill>
+                  <pic:spPr>
+                    <a:xfrm>
+                      <a:off x="0" y="0"/>
+                      <a:ext cx="6152515" cy="871220"/>
+                    </a:xfrm>
+                    <a:prstGeom prst="rect">
+                      <a:avLst/>
+                    </a:prstGeom>
+                  </pic:spPr>
+                </pic:pic>
+              </a:graphicData>
+            </a:graphic>
+          </wp:inline>
+        </w:drawing>
+      </w:r>
+    </w:p>
+    <w:p>
+      <w:pPr>
+        <w:rPr>
+          <w:lang w:val="ru-RU"/>
+        </w:rPr>
+      </w:pPr>
+      <w:r>
+        <w:rPr>
+          <w:noProof/>
+          <w:lang w:val="ru-RU" w:eastAsia="ru-RU"/>
+        </w:rPr>
+        <w:drawing>
+          <wp:inline distT="0" distB="0" distL="0" distR="0" wp14:anchorId="60283150" wp14:editId="64882750">
+            <wp:extent cx="6152515" cy="1086485"/>
+            <wp:effectExtent l="0" t="0" r="635" b="0"/>
+            <wp:docPr id="21" name="Picture 21"/>
+            <wp:cNvGraphicFramePr>
+              <a:graphicFrameLocks xmlns:a="http://schemas.openxmlformats.org/drawingml/2006/main" noChangeAspect="1"/>
+            </wp:cNvGraphicFramePr>
+            <a:graphic xmlns:a="http://schemas.openxmlformats.org/drawingml/2006/main">
+              <a:graphicData uri="http://schemas.openxmlformats.org/drawingml/2006/picture">
+                <pic:pic xmlns:pic="http://schemas.openxmlformats.org/drawingml/2006/picture">
+                  <pic:nvPicPr>
+                    <pic:cNvPr id="1" name=""/>
+                    <pic:cNvPicPr/>
+                  </pic:nvPicPr>
+                  <pic:blipFill>
+                    <a:blip r:embed="rId20"/>
+                    <a:stretch>
+                      <a:fillRect/>
+                    </a:stretch>
+                  </pic:blipFill>
+                  <pic:spPr>
+                    <a:xfrm>
+                      <a:off x="0" y="0"/>
+                      <a:ext cx="6152515" cy="1086485"/>
+                    </a:xfrm>
+                    <a:prstGeom prst="rect">
+                      <a:avLst/>
+                    </a:prstGeom>
+                  </pic:spPr>
+                </pic:pic>
+              </a:graphicData>
+            </a:graphic>
+          </wp:inline>
+        </w:drawing>
+      </w:r>
+    </w:p>
+    <w:p>
+      <w:pPr>
+        <w:rPr>
+          <w:lang w:val="ru-RU"/>
+        </w:rPr>
+      </w:pPr>
+    </w:p>
+    <w:p>
+      <w:pPr>
+        <w:rPr>
+          <w:lang w:val="ru-RU"/>
+        </w:rPr>
+      </w:pPr>
+    </w:p>
+    <w:p>
+      <w:pPr>
+        <w:rPr>
+          <w:lang w:val="ru-RU"/>
+        </w:rPr>
+      </w:pPr>
+    </w:p>
+    <w:p>
+      <w:pPr>
+        <w:rPr>
+          <w:lang w:val="ru-RU"/>
+        </w:rPr>
+      </w:pPr>
+    </w:p>
+    <w:p>
+      <w:pPr>
+        <w:rPr>
+          <w:lang w:val="ru-RU"/>
+        </w:rPr>
+      </w:pPr>
+    </w:p>
+    <w:p>
+      <w:pPr>
+        <w:rPr>
+          <w:lang w:val="ru-RU"/>
+        </w:rPr>
+      </w:pPr>
+    </w:p>
+    <w:p>
+      <w:pPr>
+        <w:rPr>
+          <w:lang w:val="ru-RU"/>
+        </w:rPr>
+      </w:pPr>
+    </w:p>
+    <w:p>
+      <w:pPr>
+        <w:rPr>
+          <w:lang w:val="ru-RU"/>
+        </w:rPr>
+      </w:pPr>
+    </w:p>
+    <w:p>
+      <w:pPr>
+        <w:rPr>
+          <w:lang w:val="ru-RU"/>
+        </w:rPr>
+      </w:pPr>
+    </w:p>
+    <w:p>
+      <w:pPr>
+        <w:rPr>
+          <w:lang w:val="ru-RU"/>
+        </w:rPr>
+      </w:pPr>
+    </w:p>
+    <w:p>
+      <w:pPr>
+        <w:rPr>
+          <w:lang w:val="ru-RU"/>
+        </w:rPr>
+      </w:pPr>
+    </w:p>
+    <w:p>
+      <w:pPr>
+        <w:rPr>
+          <w:lang w:val="ru-RU"/>
+        </w:rPr>
+      </w:pPr>
+      <w:r>
+        <w:rPr>
           <w:highlight w:val="green"/>
           <w:lang w:val="ru-RU"/>
         </w:rPr>
+        <w:lastRenderedPageBreak/>
         <w:t>Сверка данных:</w:t>
       </w:r>
     </w:p>
@@ -1284,6 +1575,47 @@
           <w:lang w:val="ru-RU"/>
         </w:rPr>
       </w:pPr>
+      <w:r>
+        <w:rPr>
+          <w:noProof/>
+          <w:lang w:val="ru-RU" w:eastAsia="ru-RU"/>
+        </w:rPr>
+        <w:drawing>
+          <wp:inline distT="0" distB="0" distL="0" distR="0" wp14:anchorId="774C9CBE" wp14:editId="05276841">
+            <wp:extent cx="6152515" cy="1034415"/>
+            <wp:effectExtent l="0" t="0" r="635" b="0"/>
+            <wp:docPr id="22" name="Picture 22"/>
+            <wp:cNvGraphicFramePr>
+              <a:graphicFrameLocks xmlns:a="http://schemas.openxmlformats.org/drawingml/2006/main" noChangeAspect="1"/>
+            </wp:cNvGraphicFramePr>
+            <a:graphic xmlns:a="http://schemas.openxmlformats.org/drawingml/2006/main">
+              <a:graphicData uri="http://schemas.openxmlformats.org/drawingml/2006/picture">
+                <pic:pic xmlns:pic="http://schemas.openxmlformats.org/drawingml/2006/picture">
+                  <pic:nvPicPr>
+                    <pic:cNvPr id="1" name=""/>
+                    <pic:cNvPicPr/>
+                  </pic:nvPicPr>
+                  <pic:blipFill>
+                    <a:blip r:embed="rId21"/>
+                    <a:stretch>
+                      <a:fillRect/>
+                    </a:stretch>
+                  </pic:blipFill>
+                  <pic:spPr>
+                    <a:xfrm>
+                      <a:off x="0" y="0"/>
+                      <a:ext cx="6152515" cy="1034415"/>
+                    </a:xfrm>
+                    <a:prstGeom prst="rect">
+                      <a:avLst/>
+                    </a:prstGeom>
+                  </pic:spPr>
+                </pic:pic>
+              </a:graphicData>
+            </a:graphic>
+          </wp:inline>
+        </w:drawing>
+      </w:r>
     </w:p>
     <w:p>
       <w:pPr>
@@ -1313,8 +1645,427 @@
           <w:lang w:val="ru-RU"/>
         </w:rPr>
       </w:pPr>
+      <w:r>
+        <w:rPr>
+          <w:noProof/>
+          <w:lang w:val="ru-RU" w:eastAsia="ru-RU"/>
+        </w:rPr>
+        <w:drawing>
+          <wp:inline distT="0" distB="0" distL="0" distR="0" wp14:anchorId="43532BEA" wp14:editId="73E79E55">
+            <wp:extent cx="6152515" cy="1035050"/>
+            <wp:effectExtent l="0" t="0" r="635" b="0"/>
+            <wp:docPr id="18" name="Picture 18"/>
+            <wp:cNvGraphicFramePr>
+              <a:graphicFrameLocks xmlns:a="http://schemas.openxmlformats.org/drawingml/2006/main" noChangeAspect="1"/>
+            </wp:cNvGraphicFramePr>
+            <a:graphic xmlns:a="http://schemas.openxmlformats.org/drawingml/2006/main">
+              <a:graphicData uri="http://schemas.openxmlformats.org/drawingml/2006/picture">
+                <pic:pic xmlns:pic="http://schemas.openxmlformats.org/drawingml/2006/picture">
+                  <pic:nvPicPr>
+                    <pic:cNvPr id="1" name=""/>
+                    <pic:cNvPicPr/>
+                  </pic:nvPicPr>
+                  <pic:blipFill>
+                    <a:blip r:embed="rId22"/>
+                    <a:stretch>
+                      <a:fillRect/>
+                    </a:stretch>
+                  </pic:blipFill>
+                  <pic:spPr>
+                    <a:xfrm>
+                      <a:off x="0" y="0"/>
+                      <a:ext cx="6152515" cy="1035050"/>
+                    </a:xfrm>
+                    <a:prstGeom prst="rect">
+                      <a:avLst/>
+                    </a:prstGeom>
+                  </pic:spPr>
+                </pic:pic>
+              </a:graphicData>
+            </a:graphic>
+          </wp:inline>
+        </w:drawing>
+      </w:r>
+    </w:p>
+    <w:p>
+      <w:pPr>
+        <w:rPr>
+          <w:lang w:val="ru-RU"/>
+        </w:rPr>
+      </w:pPr>
+    </w:p>
+    <w:p>
+      <w:pPr>
+        <w:rPr>
+          <w:lang w:val="ru-RU"/>
+        </w:rPr>
+      </w:pPr>
+      <w:r>
+        <w:rPr>
+          <w:highlight w:val="lightGray"/>
+          <w:lang w:val="ru-RU"/>
+        </w:rPr>
+        <w:t>Выводы: скорость увеличилась</w:t>
+      </w:r>
+      <w:r>
+        <w:rPr>
+          <w:highlight w:val="lightGray"/>
+          <w:lang w:val="ru-RU"/>
+        </w:rPr>
+        <w:t xml:space="preserve"> (С 27 часов 15 минут до 5 часов 7 минут на 16193 клиента)</w:t>
+      </w:r>
+      <w:r>
+        <w:rPr>
+          <w:highlight w:val="lightGray"/>
+          <w:lang w:val="ru-RU"/>
+        </w:rPr>
+        <w:t>, данные остались такими же корректными.</w:t>
+      </w:r>
+    </w:p>
+    <w:p>
+      <w:pPr>
+        <w:rPr>
+          <w:lang w:val="ru-RU"/>
+        </w:rPr>
+      </w:pPr>
+      <w:r>
+        <w:rPr>
+          <w:noProof/>
+          <w:lang w:val="ru-RU" w:eastAsia="ru-RU"/>
+        </w:rPr>
+        <w:drawing>
+          <wp:inline distT="0" distB="0" distL="0" distR="0" wp14:anchorId="54D0AFFF" wp14:editId="6E5C49EC">
+            <wp:extent cx="6152515" cy="2447925"/>
+            <wp:effectExtent l="0" t="0" r="635" b="9525"/>
+            <wp:docPr id="23" name="Picture 23"/>
+            <wp:cNvGraphicFramePr>
+              <a:graphicFrameLocks xmlns:a="http://schemas.openxmlformats.org/drawingml/2006/main" noChangeAspect="1"/>
+            </wp:cNvGraphicFramePr>
+            <a:graphic xmlns:a="http://schemas.openxmlformats.org/drawingml/2006/main">
+              <a:graphicData uri="http://schemas.openxmlformats.org/drawingml/2006/picture">
+                <pic:pic xmlns:pic="http://schemas.openxmlformats.org/drawingml/2006/picture">
+                  <pic:nvPicPr>
+                    <pic:cNvPr id="1" name=""/>
+                    <pic:cNvPicPr/>
+                  </pic:nvPicPr>
+                  <pic:blipFill>
+                    <a:blip r:embed="rId23"/>
+                    <a:stretch>
+                      <a:fillRect/>
+                    </a:stretch>
+                  </pic:blipFill>
+                  <pic:spPr>
+                    <a:xfrm>
+                      <a:off x="0" y="0"/>
+                      <a:ext cx="6152515" cy="2447925"/>
+                    </a:xfrm>
+                    <a:prstGeom prst="rect">
+                      <a:avLst/>
+                    </a:prstGeom>
+                  </pic:spPr>
+                </pic:pic>
+              </a:graphicData>
+            </a:graphic>
+          </wp:inline>
+        </w:drawing>
+      </w:r>
+    </w:p>
+    <w:p>
+      <w:pPr>
+        <w:rPr>
+          <w:lang w:val="ru-RU"/>
+        </w:rPr>
+      </w:pPr>
+      <w:r>
+        <w:rPr>
+          <w:lang w:val="ru-RU"/>
+        </w:rPr>
+        <w:t>Результат превысил</w:t>
+      </w:r>
       <w:bookmarkStart w:id="0" w:name="_GoBack"/>
       <w:bookmarkEnd w:id="0"/>
+      <w:r>
+        <w:rPr>
+          <w:lang w:val="ru-RU"/>
+        </w:rPr>
+        <w:t xml:space="preserve"> показатели «целевое» время:</w:t>
+      </w:r>
+    </w:p>
+    <w:tbl>
+      <w:tblPr>
+        <w:tblW w:w="7040" w:type="dxa"/>
+        <w:tblLook w:val="04A0" w:firstRow="1" w:lastRow="0" w:firstColumn="1" w:lastColumn="0" w:noHBand="0" w:noVBand="1"/>
+      </w:tblPr>
+      <w:tblGrid>
+        <w:gridCol w:w="2440"/>
+        <w:gridCol w:w="2660"/>
+        <w:gridCol w:w="1940"/>
+      </w:tblGrid>
+      <w:tr>
+        <w:trPr>
+          <w:trHeight w:val="600"/>
+        </w:trPr>
+        <w:tc>
+          <w:tcPr>
+            <w:tcW w:w="2440" w:type="dxa"/>
+            <w:vMerge w:val="restart"/>
+            <w:tcBorders>
+              <w:top w:val="single" w:sz="4" w:space="0" w:color="auto"/>
+              <w:left w:val="single" w:sz="4" w:space="0" w:color="auto"/>
+              <w:bottom w:val="single" w:sz="4" w:space="0" w:color="auto"/>
+              <w:right w:val="single" w:sz="4" w:space="0" w:color="auto"/>
+            </w:tcBorders>
+            <w:shd w:val="clear" w:color="auto" w:fill="auto"/>
+            <w:vAlign w:val="center"/>
+            <w:hideMark/>
+          </w:tcPr>
+          <w:p>
+            <w:pPr>
+              <w:spacing w:after="0" w:line="240" w:lineRule="auto"/>
+              <w:rPr>
+                <w:rFonts w:ascii="Calibri" w:eastAsia="Times New Roman" w:hAnsi="Calibri" w:cs="Calibri"/>
+                <w:color w:val="000000"/>
+                <w:lang w:val="ru-RU" w:eastAsia="ru-RU"/>
+              </w:rPr>
+            </w:pPr>
+            <w:r>
+              <w:rPr>
+                <w:rFonts w:ascii="Calibri" w:eastAsia="Times New Roman" w:hAnsi="Calibri" w:cs="Calibri"/>
+                <w:color w:val="000000"/>
+                <w:lang w:val="ru-RU" w:eastAsia="ru-RU"/>
+              </w:rPr>
+              <w:t>Расчет НДФЛ в ФИН</w:t>
+            </w:r>
+          </w:p>
+        </w:tc>
+        <w:tc>
+          <w:tcPr>
+            <w:tcW w:w="2660" w:type="dxa"/>
+            <w:vMerge w:val="restart"/>
+            <w:tcBorders>
+              <w:top w:val="single" w:sz="4" w:space="0" w:color="auto"/>
+              <w:left w:val="single" w:sz="4" w:space="0" w:color="auto"/>
+              <w:bottom w:val="single" w:sz="4" w:space="0" w:color="auto"/>
+              <w:right w:val="single" w:sz="4" w:space="0" w:color="auto"/>
+            </w:tcBorders>
+            <w:shd w:val="clear" w:color="auto" w:fill="auto"/>
+            <w:vAlign w:val="center"/>
+            <w:hideMark/>
+          </w:tcPr>
+          <w:p>
+            <w:pPr>
+              <w:spacing w:after="0" w:line="240" w:lineRule="auto"/>
+              <w:rPr>
+                <w:rFonts w:ascii="Calibri" w:eastAsia="Times New Roman" w:hAnsi="Calibri" w:cs="Calibri"/>
+                <w:color w:val="000000"/>
+                <w:lang w:val="ru-RU" w:eastAsia="ru-RU"/>
+              </w:rPr>
+            </w:pPr>
+            <w:r>
+              <w:rPr>
+                <w:rFonts w:ascii="Calibri" w:eastAsia="Times New Roman" w:hAnsi="Calibri" w:cs="Calibri"/>
+                <w:color w:val="000000"/>
+                <w:lang w:val="ru-RU" w:eastAsia="ru-RU"/>
+              </w:rPr>
+              <w:t>1000 Операций</w:t>
+            </w:r>
+          </w:p>
+        </w:tc>
+        <w:tc>
+          <w:tcPr>
+            <w:tcW w:w="1940" w:type="dxa"/>
+            <w:vMerge w:val="restart"/>
+            <w:tcBorders>
+              <w:top w:val="single" w:sz="4" w:space="0" w:color="auto"/>
+              <w:left w:val="single" w:sz="4" w:space="0" w:color="auto"/>
+              <w:bottom w:val="single" w:sz="4" w:space="0" w:color="auto"/>
+              <w:right w:val="single" w:sz="4" w:space="0" w:color="auto"/>
+            </w:tcBorders>
+            <w:shd w:val="clear" w:color="auto" w:fill="auto"/>
+            <w:vAlign w:val="center"/>
+            <w:hideMark/>
+          </w:tcPr>
+          <w:p>
+            <w:pPr>
+              <w:spacing w:after="0" w:line="240" w:lineRule="auto"/>
+              <w:rPr>
+                <w:rFonts w:ascii="Calibri" w:eastAsia="Times New Roman" w:hAnsi="Calibri" w:cs="Calibri"/>
+                <w:color w:val="000000"/>
+                <w:lang w:val="ru-RU" w:eastAsia="ru-RU"/>
+              </w:rPr>
+            </w:pPr>
+            <w:r>
+              <w:rPr>
+                <w:rFonts w:ascii="Calibri" w:eastAsia="Times New Roman" w:hAnsi="Calibri" w:cs="Calibri"/>
+                <w:color w:val="000000"/>
+                <w:lang w:val="ru-RU" w:eastAsia="ru-RU"/>
+              </w:rPr>
+              <w:t>1 час</w:t>
+            </w:r>
+          </w:p>
+        </w:tc>
+      </w:tr>
+      <w:tr>
+        <w:trPr>
+          <w:trHeight w:val="600"/>
+        </w:trPr>
+        <w:tc>
+          <w:tcPr>
+            <w:tcW w:w="2440" w:type="dxa"/>
+            <w:vMerge/>
+            <w:tcBorders>
+              <w:top w:val="single" w:sz="4" w:space="0" w:color="auto"/>
+              <w:left w:val="single" w:sz="4" w:space="0" w:color="auto"/>
+              <w:bottom w:val="single" w:sz="4" w:space="0" w:color="auto"/>
+              <w:right w:val="single" w:sz="4" w:space="0" w:color="auto"/>
+            </w:tcBorders>
+            <w:vAlign w:val="center"/>
+            <w:hideMark/>
+          </w:tcPr>
+          <w:p>
+            <w:pPr>
+              <w:spacing w:after="0" w:line="240" w:lineRule="auto"/>
+              <w:rPr>
+                <w:rFonts w:ascii="Calibri" w:eastAsia="Times New Roman" w:hAnsi="Calibri" w:cs="Calibri"/>
+                <w:color w:val="000000"/>
+                <w:lang w:val="ru-RU" w:eastAsia="ru-RU"/>
+              </w:rPr>
+            </w:pPr>
+          </w:p>
+        </w:tc>
+        <w:tc>
+          <w:tcPr>
+            <w:tcW w:w="2660" w:type="dxa"/>
+            <w:vMerge/>
+            <w:tcBorders>
+              <w:top w:val="single" w:sz="4" w:space="0" w:color="auto"/>
+              <w:left w:val="single" w:sz="4" w:space="0" w:color="auto"/>
+              <w:bottom w:val="single" w:sz="4" w:space="0" w:color="auto"/>
+              <w:right w:val="single" w:sz="4" w:space="0" w:color="auto"/>
+            </w:tcBorders>
+            <w:vAlign w:val="center"/>
+            <w:hideMark/>
+          </w:tcPr>
+          <w:p>
+            <w:pPr>
+              <w:spacing w:after="0" w:line="240" w:lineRule="auto"/>
+              <w:rPr>
+                <w:rFonts w:ascii="Calibri" w:eastAsia="Times New Roman" w:hAnsi="Calibri" w:cs="Calibri"/>
+                <w:color w:val="000000"/>
+                <w:lang w:val="ru-RU" w:eastAsia="ru-RU"/>
+              </w:rPr>
+            </w:pPr>
+          </w:p>
+        </w:tc>
+        <w:tc>
+          <w:tcPr>
+            <w:tcW w:w="1940" w:type="dxa"/>
+            <w:vMerge/>
+            <w:tcBorders>
+              <w:top w:val="single" w:sz="4" w:space="0" w:color="auto"/>
+              <w:left w:val="single" w:sz="4" w:space="0" w:color="auto"/>
+              <w:bottom w:val="single" w:sz="4" w:space="0" w:color="auto"/>
+              <w:right w:val="single" w:sz="4" w:space="0" w:color="auto"/>
+            </w:tcBorders>
+            <w:vAlign w:val="center"/>
+            <w:hideMark/>
+          </w:tcPr>
+          <w:p>
+            <w:pPr>
+              <w:spacing w:after="0" w:line="240" w:lineRule="auto"/>
+              <w:rPr>
+                <w:rFonts w:ascii="Calibri" w:eastAsia="Times New Roman" w:hAnsi="Calibri" w:cs="Calibri"/>
+                <w:color w:val="000000"/>
+                <w:lang w:val="ru-RU" w:eastAsia="ru-RU"/>
+              </w:rPr>
+            </w:pPr>
+          </w:p>
+        </w:tc>
+      </w:tr>
+      <w:tr>
+        <w:trPr>
+          <w:trHeight w:val="408"/>
+        </w:trPr>
+        <w:tc>
+          <w:tcPr>
+            <w:tcW w:w="2440" w:type="dxa"/>
+            <w:vMerge/>
+            <w:tcBorders>
+              <w:top w:val="single" w:sz="4" w:space="0" w:color="auto"/>
+              <w:left w:val="single" w:sz="4" w:space="0" w:color="auto"/>
+              <w:bottom w:val="single" w:sz="4" w:space="0" w:color="auto"/>
+              <w:right w:val="single" w:sz="4" w:space="0" w:color="auto"/>
+            </w:tcBorders>
+            <w:vAlign w:val="center"/>
+            <w:hideMark/>
+          </w:tcPr>
+          <w:p>
+            <w:pPr>
+              <w:spacing w:after="0" w:line="240" w:lineRule="auto"/>
+              <w:rPr>
+                <w:rFonts w:ascii="Calibri" w:eastAsia="Times New Roman" w:hAnsi="Calibri" w:cs="Calibri"/>
+                <w:color w:val="000000"/>
+                <w:lang w:val="ru-RU" w:eastAsia="ru-RU"/>
+              </w:rPr>
+            </w:pPr>
+          </w:p>
+        </w:tc>
+        <w:tc>
+          <w:tcPr>
+            <w:tcW w:w="2660" w:type="dxa"/>
+            <w:vMerge/>
+            <w:tcBorders>
+              <w:top w:val="single" w:sz="4" w:space="0" w:color="auto"/>
+              <w:left w:val="single" w:sz="4" w:space="0" w:color="auto"/>
+              <w:bottom w:val="single" w:sz="4" w:space="0" w:color="auto"/>
+              <w:right w:val="single" w:sz="4" w:space="0" w:color="auto"/>
+            </w:tcBorders>
+            <w:vAlign w:val="center"/>
+            <w:hideMark/>
+          </w:tcPr>
+          <w:p>
+            <w:pPr>
+              <w:spacing w:after="0" w:line="240" w:lineRule="auto"/>
+              <w:rPr>
+                <w:rFonts w:ascii="Calibri" w:eastAsia="Times New Roman" w:hAnsi="Calibri" w:cs="Calibri"/>
+                <w:color w:val="000000"/>
+                <w:lang w:val="ru-RU" w:eastAsia="ru-RU"/>
+              </w:rPr>
+            </w:pPr>
+          </w:p>
+        </w:tc>
+        <w:tc>
+          <w:tcPr>
+            <w:tcW w:w="1940" w:type="dxa"/>
+            <w:vMerge/>
+            <w:tcBorders>
+              <w:top w:val="single" w:sz="4" w:space="0" w:color="auto"/>
+              <w:left w:val="single" w:sz="4" w:space="0" w:color="auto"/>
+              <w:bottom w:val="single" w:sz="4" w:space="0" w:color="auto"/>
+              <w:right w:val="single" w:sz="4" w:space="0" w:color="auto"/>
+            </w:tcBorders>
+            <w:vAlign w:val="center"/>
+            <w:hideMark/>
+          </w:tcPr>
+          <w:p>
+            <w:pPr>
+              <w:spacing w:after="0" w:line="240" w:lineRule="auto"/>
+              <w:rPr>
+                <w:rFonts w:ascii="Calibri" w:eastAsia="Times New Roman" w:hAnsi="Calibri" w:cs="Calibri"/>
+                <w:color w:val="000000"/>
+                <w:lang w:val="ru-RU" w:eastAsia="ru-RU"/>
+              </w:rPr>
+            </w:pPr>
+          </w:p>
+        </w:tc>
+      </w:tr>
+    </w:tbl>
+    <w:p>
+      <w:pPr>
+        <w:rPr>
+          <w:lang w:val="ru-RU"/>
+        </w:rPr>
+      </w:pPr>
     </w:p>
     <w:sectPr>
       <w:pgSz w:w="12240" w:h="15840"/>
